--- a/rapports/2026-06-06/EQ6/EQ6_sup_v2/DR_013202020118/36-61-02-05.docx
+++ b/rapports/2026-06-06/EQ6/EQ6_sup_v2/DR_013202020118/36-61-02-05.docx
@@ -297,7 +297,7 @@
           <w:color w:val="1F6FEB"/>
           <w:sz w:val="22"/>
         </w:rPr>
-        <w:t>⚠ INCOHÉRENCES À CORRIGER (71)</w:t>
+        <w:t>⚠ INCOHÉRENCES À CORRIGER (62)</w:t>
       </w:r>
     </w:p>
     <w:tbl>
@@ -724,7 +724,7 @@
                 <w:color w:val="16A34A"/>
                 <w:sz w:val="16"/>
               </w:rPr>
-              <w:t>—</w:t>
+              <w:t>s02q33, s01q00b</w:t>
             </w:r>
           </w:p>
         </w:tc>
@@ -755,7 +755,7 @@
                 <w:i w:val="0"/>
                 <w:sz w:val="17"/>
               </w:rPr>
-              <w:t>Incohérence!!! seulement les écoles privées paient les frais de scolarité (y compris les frais d'inscription).</w:t>
+              <w:t>Incoherent!!! La dernière fois que DJEUMBE FALL a  fréquenté l'école est 9999.</w:t>
             </w:r>
           </w:p>
         </w:tc>
@@ -904,7 +904,7 @@
                 <w:color w:val="16A34A"/>
                 <w:sz w:val="16"/>
               </w:rPr>
-              <w:t>s02q33, s01q00b</w:t>
+              <w:t>s01q32, s01q36, s01q38, s04q37_modif, s02q33, s02q34, s01q00b</w:t>
             </w:r>
           </w:p>
         </w:tc>
@@ -935,7 +935,7 @@
                 <w:i w:val="0"/>
                 <w:sz w:val="17"/>
               </w:rPr>
-              <w:t>Incoherent!!! La dernière fois que DJEUMBE FALL a  fréquenté l'école est 9999.</w:t>
+              <w:t>Peu probable!!! Vu l'âge (25 ans) de MAGUETTE FALL ou l'année à laquelle MAGUETTE FALL a fréquenté l'école pour la dernière fois (2015) le dernier diplome de MAGUETTE FALL ne peut être le Certificat d'études primaires (CEP), prière de corriger cette incohérence ou confirmer avec le QG.</w:t>
             </w:r>
           </w:p>
         </w:tc>
@@ -950,10 +950,910 @@
               <w:rPr>
                 <w:b/>
                 <w:i w:val="0"/>
-                <w:color w:val="DC2626"/>
+                <w:color w:val="EA580C"/>
                 <w:sz w:val="16"/>
               </w:rPr>
-              <w:t>Haute</w:t>
+              <w:t>Moyenne</w:t>
+            </w:r>
+          </w:p>
+        </w:tc>
+        <w:tc>
+          <w:tcPr>
+            <w:tcW w:type="dxa" w:w="1247"/>
+          </w:tcPr>
+          <w:p>
+            <w:r>
+              <w:rPr>
+                <w:b/>
+                <w:i w:val="0"/>
+                <w:sz w:val="16"/>
+              </w:rPr>
+              <w:t>S00</w:t>
+              <w:br/>
+            </w:r>
+            <w:r>
+              <w:rPr>
+                <w:b w:val="0"/>
+                <w:i w:val="0"/>
+                <w:color w:val="64748B"/>
+                <w:sz w:val="14"/>
+              </w:rPr>
+              <w:t>Identification</w:t>
+            </w:r>
+          </w:p>
+        </w:tc>
+        <w:tc>
+          <w:tcPr>
+            <w:tcW w:type="dxa" w:w="1531"/>
+          </w:tcPr>
+          <w:p>
+            <w:r>
+              <w:rPr>
+                <w:b/>
+                <w:i w:val="0"/>
+                <w:color w:val="16A34A"/>
+                <w:sz w:val="16"/>
+              </w:rPr>
+              <w:t>—</w:t>
+            </w:r>
+          </w:p>
+        </w:tc>
+        <w:tc>
+          <w:tcPr>
+            <w:tcW w:type="dxa" w:w="1191"/>
+          </w:tcPr>
+          <w:p>
+            <w:r>
+              <w:rPr>
+                <w:b w:val="0"/>
+                <w:i w:val="0"/>
+                <w:color w:val="64748B"/>
+                <w:sz w:val="16"/>
+              </w:rPr>
+              <w:t>GT-CQ</w:t>
+            </w:r>
+          </w:p>
+        </w:tc>
+        <w:tc>
+          <w:tcPr>
+            <w:tcW w:type="dxa" w:w="4706"/>
+          </w:tcPr>
+          <w:p>
+            <w:r>
+              <w:rPr>
+                <w:b w:val="0"/>
+                <w:i w:val="0"/>
+                <w:sz w:val="17"/>
+              </w:rPr>
+              <w:t>L'adresse ou la localisation du ménage doit être bien renseignée, ne doit pas contenir des numéros de téléphone et elle semble courte pour être une adresse.</w:t>
+            </w:r>
+          </w:p>
+        </w:tc>
+      </w:tr>
+      <w:tr>
+        <w:tc>
+          <w:tcPr>
+            <w:tcW w:type="dxa" w:w="964"/>
+          </w:tcPr>
+          <w:p>
+            <w:r>
+              <w:rPr>
+                <w:b/>
+                <w:i w:val="0"/>
+                <w:color w:val="EA580C"/>
+                <w:sz w:val="16"/>
+              </w:rPr>
+              <w:t>Moyenne</w:t>
+            </w:r>
+          </w:p>
+        </w:tc>
+        <w:tc>
+          <w:tcPr>
+            <w:tcW w:type="dxa" w:w="1247"/>
+          </w:tcPr>
+          <w:p>
+            <w:r>
+              <w:rPr>
+                <w:b/>
+                <w:i w:val="0"/>
+                <w:sz w:val="16"/>
+              </w:rPr>
+              <w:t>S00</w:t>
+              <w:br/>
+            </w:r>
+            <w:r>
+              <w:rPr>
+                <w:b w:val="0"/>
+                <w:i w:val="0"/>
+                <w:color w:val="64748B"/>
+                <w:sz w:val="14"/>
+              </w:rPr>
+              <w:t>Identification</w:t>
+            </w:r>
+          </w:p>
+        </w:tc>
+        <w:tc>
+          <w:tcPr>
+            <w:tcW w:type="dxa" w:w="1531"/>
+          </w:tcPr>
+          <w:p>
+            <w:r>
+              <w:rPr>
+                <w:b/>
+                <w:i w:val="0"/>
+                <w:color w:val="16A34A"/>
+                <w:sz w:val="16"/>
+              </w:rPr>
+              <w:t>—</w:t>
+            </w:r>
+          </w:p>
+        </w:tc>
+        <w:tc>
+          <w:tcPr>
+            <w:tcW w:type="dxa" w:w="1191"/>
+          </w:tcPr>
+          <w:p>
+            <w:r>
+              <w:rPr>
+                <w:b w:val="0"/>
+                <w:i w:val="0"/>
+                <w:color w:val="64748B"/>
+                <w:sz w:val="16"/>
+              </w:rPr>
+              <w:t>GT-CQ</w:t>
+            </w:r>
+          </w:p>
+        </w:tc>
+        <w:tc>
+          <w:tcPr>
+            <w:tcW w:type="dxa" w:w="4706"/>
+          </w:tcPr>
+          <w:p>
+            <w:r>
+              <w:rPr>
+                <w:b w:val="0"/>
+                <w:i w:val="0"/>
+                <w:sz w:val="17"/>
+              </w:rPr>
+              <w:t>Prière de renseigner la bonne adresse.</w:t>
+            </w:r>
+          </w:p>
+        </w:tc>
+      </w:tr>
+      <w:tr>
+        <w:tc>
+          <w:tcPr>
+            <w:tcW w:type="dxa" w:w="964"/>
+          </w:tcPr>
+          <w:p>
+            <w:r>
+              <w:rPr>
+                <w:b/>
+                <w:i w:val="0"/>
+                <w:color w:val="EA580C"/>
+                <w:sz w:val="16"/>
+              </w:rPr>
+              <w:t>Moyenne</w:t>
+            </w:r>
+          </w:p>
+        </w:tc>
+        <w:tc>
+          <w:tcPr>
+            <w:tcW w:type="dxa" w:w="1247"/>
+          </w:tcPr>
+          <w:p>
+            <w:r>
+              <w:rPr>
+                <w:b/>
+                <w:i w:val="0"/>
+                <w:sz w:val="16"/>
+              </w:rPr>
+              <w:t>S01</w:t>
+              <w:br/>
+            </w:r>
+            <w:r>
+              <w:rPr>
+                <w:b w:val="0"/>
+                <w:i w:val="0"/>
+                <w:color w:val="64748B"/>
+                <w:sz w:val="14"/>
+              </w:rPr>
+              <w:t>Démographie</w:t>
+            </w:r>
+          </w:p>
+        </w:tc>
+        <w:tc>
+          <w:tcPr>
+            <w:tcW w:type="dxa" w:w="1531"/>
+          </w:tcPr>
+          <w:p>
+            <w:r>
+              <w:rPr>
+                <w:b/>
+                <w:i w:val="0"/>
+                <w:color w:val="16A34A"/>
+                <w:sz w:val="16"/>
+              </w:rPr>
+              <w:t>—</w:t>
+            </w:r>
+          </w:p>
+        </w:tc>
+        <w:tc>
+          <w:tcPr>
+            <w:tcW w:type="dxa" w:w="1191"/>
+          </w:tcPr>
+          <w:p>
+            <w:r>
+              <w:rPr>
+                <w:b w:val="0"/>
+                <w:i w:val="0"/>
+                <w:color w:val="64748B"/>
+                <w:sz w:val="16"/>
+              </w:rPr>
+              <w:t>GT-CQ</w:t>
+            </w:r>
+          </w:p>
+        </w:tc>
+        <w:tc>
+          <w:tcPr>
+            <w:tcW w:type="dxa" w:w="4706"/>
+          </w:tcPr>
+          <w:p>
+            <w:r>
+              <w:rPr>
+                <w:b w:val="0"/>
+                <w:i w:val="0"/>
+                <w:sz w:val="17"/>
+              </w:rPr>
+              <w:t>Attention ! Le montant (10000 Fcfa) dépensé ou reçu en cadeau pour les cartes prépayées, les transferts de crédit et les abonnements de  SADA FALL est relativement élevé par rapport aux autres montants depansés observés dans cette zone.</w:t>
+            </w:r>
+          </w:p>
+        </w:tc>
+      </w:tr>
+      <w:tr>
+        <w:tc>
+          <w:tcPr>
+            <w:tcW w:type="dxa" w:w="964"/>
+          </w:tcPr>
+          <w:p>
+            <w:r>
+              <w:rPr>
+                <w:b/>
+                <w:i w:val="0"/>
+                <w:color w:val="EA580C"/>
+                <w:sz w:val="16"/>
+              </w:rPr>
+              <w:t>Moyenne</w:t>
+            </w:r>
+          </w:p>
+        </w:tc>
+        <w:tc>
+          <w:tcPr>
+            <w:tcW w:type="dxa" w:w="1247"/>
+          </w:tcPr>
+          <w:p>
+            <w:r>
+              <w:rPr>
+                <w:b/>
+                <w:i w:val="0"/>
+                <w:sz w:val="16"/>
+              </w:rPr>
+              <w:t>S01</w:t>
+              <w:br/>
+            </w:r>
+            <w:r>
+              <w:rPr>
+                <w:b w:val="0"/>
+                <w:i w:val="0"/>
+                <w:color w:val="64748B"/>
+                <w:sz w:val="14"/>
+              </w:rPr>
+              <w:t>Démographie</w:t>
+            </w:r>
+          </w:p>
+        </w:tc>
+        <w:tc>
+          <w:tcPr>
+            <w:tcW w:type="dxa" w:w="1531"/>
+          </w:tcPr>
+          <w:p>
+            <w:r>
+              <w:rPr>
+                <w:b/>
+                <w:i w:val="0"/>
+                <w:color w:val="16A34A"/>
+                <w:sz w:val="16"/>
+              </w:rPr>
+              <w:t>—</w:t>
+            </w:r>
+          </w:p>
+        </w:tc>
+        <w:tc>
+          <w:tcPr>
+            <w:tcW w:type="dxa" w:w="1191"/>
+          </w:tcPr>
+          <w:p>
+            <w:r>
+              <w:rPr>
+                <w:b w:val="0"/>
+                <w:i w:val="0"/>
+                <w:color w:val="64748B"/>
+                <w:sz w:val="16"/>
+              </w:rPr>
+              <w:t>GT-CQ</w:t>
+            </w:r>
+          </w:p>
+        </w:tc>
+        <w:tc>
+          <w:tcPr>
+            <w:tcW w:type="dxa" w:w="4706"/>
+          </w:tcPr>
+          <w:p>
+            <w:r>
+              <w:rPr>
+                <w:b w:val="0"/>
+                <w:i w:val="0"/>
+                <w:sz w:val="17"/>
+              </w:rPr>
+              <w:t>Prière de corriger ou de confirmer avec le QG.</w:t>
+            </w:r>
+          </w:p>
+        </w:tc>
+      </w:tr>
+      <w:tr>
+        <w:tc>
+          <w:tcPr>
+            <w:tcW w:type="dxa" w:w="964"/>
+          </w:tcPr>
+          <w:p>
+            <w:r>
+              <w:rPr>
+                <w:b/>
+                <w:i w:val="0"/>
+                <w:color w:val="EA580C"/>
+                <w:sz w:val="16"/>
+              </w:rPr>
+              <w:t>Moyenne</w:t>
+            </w:r>
+          </w:p>
+        </w:tc>
+        <w:tc>
+          <w:tcPr>
+            <w:tcW w:type="dxa" w:w="1247"/>
+          </w:tcPr>
+          <w:p>
+            <w:r>
+              <w:rPr>
+                <w:b/>
+                <w:i w:val="0"/>
+                <w:sz w:val="16"/>
+              </w:rPr>
+              <w:t>S01</w:t>
+              <w:br/>
+            </w:r>
+            <w:r>
+              <w:rPr>
+                <w:b w:val="0"/>
+                <w:i w:val="0"/>
+                <w:color w:val="64748B"/>
+                <w:sz w:val="14"/>
+              </w:rPr>
+              <w:t>Démographie</w:t>
+            </w:r>
+          </w:p>
+        </w:tc>
+        <w:tc>
+          <w:tcPr>
+            <w:tcW w:type="dxa" w:w="1531"/>
+          </w:tcPr>
+          <w:p>
+            <w:r>
+              <w:rPr>
+                <w:b/>
+                <w:i w:val="0"/>
+                <w:color w:val="16A34A"/>
+                <w:sz w:val="16"/>
+              </w:rPr>
+              <w:t>s01q41a, s01q00b</w:t>
+            </w:r>
+          </w:p>
+        </w:tc>
+        <w:tc>
+          <w:tcPr>
+            <w:tcW w:type="dxa" w:w="1191"/>
+          </w:tcPr>
+          <w:p>
+            <w:r>
+              <w:rPr>
+                <w:b w:val="0"/>
+                <w:i w:val="0"/>
+                <w:color w:val="64748B"/>
+                <w:sz w:val="16"/>
+              </w:rPr>
+              <w:t>GT-CQ</w:t>
+            </w:r>
+          </w:p>
+        </w:tc>
+        <w:tc>
+          <w:tcPr>
+            <w:tcW w:type="dxa" w:w="4706"/>
+          </w:tcPr>
+          <w:p>
+            <w:r>
+              <w:rPr>
+                <w:b w:val="0"/>
+                <w:i w:val="0"/>
+                <w:sz w:val="17"/>
+              </w:rPr>
+              <w:t>Attention ! Le montant (10000 Fcfa) dépensé ou reçu en cadeau pour les recharges internet ou de forfaits de données mobiles(hors appels vocaux), aucours des 30 derniers jours de  SADA FALL est relativement élevé par rapport aux autres montants depansés observés dans cette zone.</w:t>
+            </w:r>
+          </w:p>
+        </w:tc>
+      </w:tr>
+      <w:tr>
+        <w:tc>
+          <w:tcPr>
+            <w:tcW w:type="dxa" w:w="964"/>
+          </w:tcPr>
+          <w:p>
+            <w:r>
+              <w:rPr>
+                <w:b/>
+                <w:i w:val="0"/>
+                <w:color w:val="EA580C"/>
+                <w:sz w:val="16"/>
+              </w:rPr>
+              <w:t>Moyenne</w:t>
+            </w:r>
+          </w:p>
+        </w:tc>
+        <w:tc>
+          <w:tcPr>
+            <w:tcW w:type="dxa" w:w="1247"/>
+          </w:tcPr>
+          <w:p>
+            <w:r>
+              <w:rPr>
+                <w:b/>
+                <w:i w:val="0"/>
+                <w:sz w:val="16"/>
+              </w:rPr>
+              <w:t>S01</w:t>
+              <w:br/>
+            </w:r>
+            <w:r>
+              <w:rPr>
+                <w:b w:val="0"/>
+                <w:i w:val="0"/>
+                <w:color w:val="64748B"/>
+                <w:sz w:val="14"/>
+              </w:rPr>
+              <w:t>Démographie</w:t>
+            </w:r>
+          </w:p>
+        </w:tc>
+        <w:tc>
+          <w:tcPr>
+            <w:tcW w:type="dxa" w:w="1531"/>
+          </w:tcPr>
+          <w:p>
+            <w:r>
+              <w:rPr>
+                <w:b/>
+                <w:i w:val="0"/>
+                <w:color w:val="16A34A"/>
+                <w:sz w:val="16"/>
+              </w:rPr>
+              <w:t>—</w:t>
+            </w:r>
+          </w:p>
+        </w:tc>
+        <w:tc>
+          <w:tcPr>
+            <w:tcW w:type="dxa" w:w="1191"/>
+          </w:tcPr>
+          <w:p>
+            <w:r>
+              <w:rPr>
+                <w:b w:val="0"/>
+                <w:i w:val="0"/>
+                <w:color w:val="64748B"/>
+                <w:sz w:val="16"/>
+              </w:rPr>
+              <w:t>GT-CQ</w:t>
+            </w:r>
+          </w:p>
+        </w:tc>
+        <w:tc>
+          <w:tcPr>
+            <w:tcW w:type="dxa" w:w="4706"/>
+          </w:tcPr>
+          <w:p>
+            <w:r>
+              <w:rPr>
+                <w:b w:val="0"/>
+                <w:i w:val="0"/>
+                <w:sz w:val="17"/>
+              </w:rPr>
+              <w:t>Attention ! Le montant (8000 Fcfa) dépensé ou reçu en cadeau pour les cartes prépayées, les transferts de crédit et les abonnements de  MAGUETTE FALL est relativement élevé par rapport aux autres montants depansés observés dans cette zone.</w:t>
+            </w:r>
+          </w:p>
+        </w:tc>
+      </w:tr>
+      <w:tr>
+        <w:tc>
+          <w:tcPr>
+            <w:tcW w:type="dxa" w:w="964"/>
+          </w:tcPr>
+          <w:p>
+            <w:r>
+              <w:rPr>
+                <w:b/>
+                <w:i w:val="0"/>
+                <w:color w:val="EA580C"/>
+                <w:sz w:val="16"/>
+              </w:rPr>
+              <w:t>Moyenne</w:t>
+            </w:r>
+          </w:p>
+        </w:tc>
+        <w:tc>
+          <w:tcPr>
+            <w:tcW w:type="dxa" w:w="1247"/>
+          </w:tcPr>
+          <w:p>
+            <w:r>
+              <w:rPr>
+                <w:b/>
+                <w:i w:val="0"/>
+                <w:sz w:val="16"/>
+              </w:rPr>
+              <w:t>S01</w:t>
+              <w:br/>
+            </w:r>
+            <w:r>
+              <w:rPr>
+                <w:b w:val="0"/>
+                <w:i w:val="0"/>
+                <w:color w:val="64748B"/>
+                <w:sz w:val="14"/>
+              </w:rPr>
+              <w:t>Démographie</w:t>
+            </w:r>
+          </w:p>
+        </w:tc>
+        <w:tc>
+          <w:tcPr>
+            <w:tcW w:type="dxa" w:w="1531"/>
+          </w:tcPr>
+          <w:p>
+            <w:r>
+              <w:rPr>
+                <w:b/>
+                <w:i w:val="0"/>
+                <w:color w:val="16A34A"/>
+                <w:sz w:val="16"/>
+              </w:rPr>
+              <w:t>s01q41a, s01q00b</w:t>
+            </w:r>
+          </w:p>
+        </w:tc>
+        <w:tc>
+          <w:tcPr>
+            <w:tcW w:type="dxa" w:w="1191"/>
+          </w:tcPr>
+          <w:p>
+            <w:r>
+              <w:rPr>
+                <w:b w:val="0"/>
+                <w:i w:val="0"/>
+                <w:color w:val="64748B"/>
+                <w:sz w:val="16"/>
+              </w:rPr>
+              <w:t>GT-CQ</w:t>
+            </w:r>
+          </w:p>
+        </w:tc>
+        <w:tc>
+          <w:tcPr>
+            <w:tcW w:type="dxa" w:w="4706"/>
+          </w:tcPr>
+          <w:p>
+            <w:r>
+              <w:rPr>
+                <w:b w:val="0"/>
+                <w:i w:val="0"/>
+                <w:sz w:val="17"/>
+              </w:rPr>
+              <w:t>Attention ! Le montant (8000 Fcfa) dépensé ou reçu en cadeau pour les recharges internet ou de forfaits de données mobiles(hors appels vocaux), aucours des 30 derniers jours de  MAGUETTE FALL est relativement élevé par rapport aux autres montants depansés observés dans cette zone.</w:t>
+            </w:r>
+          </w:p>
+        </w:tc>
+      </w:tr>
+      <w:tr>
+        <w:tc>
+          <w:tcPr>
+            <w:tcW w:type="dxa" w:w="964"/>
+          </w:tcPr>
+          <w:p>
+            <w:r>
+              <w:rPr>
+                <w:b/>
+                <w:i w:val="0"/>
+                <w:color w:val="EA580C"/>
+                <w:sz w:val="16"/>
+              </w:rPr>
+              <w:t>Moyenne</w:t>
+            </w:r>
+          </w:p>
+        </w:tc>
+        <w:tc>
+          <w:tcPr>
+            <w:tcW w:type="dxa" w:w="1247"/>
+          </w:tcPr>
+          <w:p>
+            <w:r>
+              <w:rPr>
+                <w:b/>
+                <w:i w:val="0"/>
+                <w:sz w:val="16"/>
+              </w:rPr>
+              <w:t>S01</w:t>
+              <w:br/>
+            </w:r>
+            <w:r>
+              <w:rPr>
+                <w:b w:val="0"/>
+                <w:i w:val="0"/>
+                <w:color w:val="64748B"/>
+                <w:sz w:val="14"/>
+              </w:rPr>
+              <w:t>Démographie</w:t>
+            </w:r>
+          </w:p>
+        </w:tc>
+        <w:tc>
+          <w:tcPr>
+            <w:tcW w:type="dxa" w:w="1531"/>
+          </w:tcPr>
+          <w:p>
+            <w:r>
+              <w:rPr>
+                <w:b/>
+                <w:i w:val="0"/>
+                <w:color w:val="16A34A"/>
+                <w:sz w:val="16"/>
+              </w:rPr>
+              <w:t>s01q23, s01q00b, s01q23_autre</w:t>
+            </w:r>
+          </w:p>
+        </w:tc>
+        <w:tc>
+          <w:tcPr>
+            <w:tcW w:type="dxa" w:w="1191"/>
+          </w:tcPr>
+          <w:p>
+            <w:r>
+              <w:rPr>
+                <w:b w:val="0"/>
+                <w:i w:val="0"/>
+                <w:color w:val="64748B"/>
+                <w:sz w:val="16"/>
+              </w:rPr>
+              <w:t>GT-CQ</w:t>
+            </w:r>
+          </w:p>
+        </w:tc>
+        <w:tc>
+          <w:tcPr>
+            <w:tcW w:type="dxa" w:w="4706"/>
+          </w:tcPr>
+          <w:p>
+            <w:r>
+              <w:rPr>
+                <w:b w:val="0"/>
+                <w:i w:val="0"/>
+                <w:sz w:val="17"/>
+              </w:rPr>
+              <w:t>La raison principale pour laquelle que AMINATA  FALL est venu vivre dans cette localité est SANTÉ et semble exister dans les modalités, prière de prendre attache avec le QG pour plus d'explication afin de la classer bien.</w:t>
+            </w:r>
+          </w:p>
+        </w:tc>
+      </w:tr>
+      <w:tr>
+        <w:tc>
+          <w:tcPr>
+            <w:tcW w:type="dxa" w:w="964"/>
+          </w:tcPr>
+          <w:p>
+            <w:r>
+              <w:rPr>
+                <w:b/>
+                <w:i w:val="0"/>
+                <w:color w:val="EA580C"/>
+                <w:sz w:val="16"/>
+              </w:rPr>
+              <w:t>Moyenne</w:t>
+            </w:r>
+          </w:p>
+        </w:tc>
+        <w:tc>
+          <w:tcPr>
+            <w:tcW w:type="dxa" w:w="1247"/>
+          </w:tcPr>
+          <w:p>
+            <w:r>
+              <w:rPr>
+                <w:b/>
+                <w:i w:val="0"/>
+                <w:sz w:val="16"/>
+              </w:rPr>
+              <w:t>S01</w:t>
+              <w:br/>
+            </w:r>
+            <w:r>
+              <w:rPr>
+                <w:b w:val="0"/>
+                <w:i w:val="0"/>
+                <w:color w:val="64748B"/>
+                <w:sz w:val="14"/>
+              </w:rPr>
+              <w:t>Démographie</w:t>
+            </w:r>
+          </w:p>
+        </w:tc>
+        <w:tc>
+          <w:tcPr>
+            <w:tcW w:type="dxa" w:w="1531"/>
+          </w:tcPr>
+          <w:p>
+            <w:r>
+              <w:rPr>
+                <w:b/>
+                <w:i w:val="0"/>
+                <w:color w:val="16A34A"/>
+                <w:sz w:val="16"/>
+              </w:rPr>
+              <w:t>s01q10_1</w:t>
+            </w:r>
+          </w:p>
+        </w:tc>
+        <w:tc>
+          <w:tcPr>
+            <w:tcW w:type="dxa" w:w="1191"/>
+          </w:tcPr>
+          <w:p>
+            <w:r>
+              <w:rPr>
+                <w:b w:val="0"/>
+                <w:i w:val="0"/>
+                <w:color w:val="64748B"/>
+                <w:sz w:val="16"/>
+              </w:rPr>
+              <w:t>GT-CQ</w:t>
+            </w:r>
+          </w:p>
+        </w:tc>
+        <w:tc>
+          <w:tcPr>
+            <w:tcW w:type="dxa" w:w="4706"/>
+          </w:tcPr>
+          <w:p>
+            <w:r>
+              <w:rPr>
+                <w:b w:val="0"/>
+                <w:i w:val="0"/>
+                <w:sz w:val="17"/>
+              </w:rPr>
+              <w:t>La taille du ménage lors de l'enquête principale (8) de ce ménage est inférieur à la taille du denombrement (9), prière de fournir des explications concrètes ou aller revisiter le ménage.</w:t>
+            </w:r>
+          </w:p>
+        </w:tc>
+      </w:tr>
+      <w:tr>
+        <w:tc>
+          <w:tcPr>
+            <w:tcW w:type="dxa" w:w="964"/>
+          </w:tcPr>
+          <w:p>
+            <w:r>
+              <w:rPr>
+                <w:b/>
+                <w:i w:val="0"/>
+                <w:color w:val="EA580C"/>
+                <w:sz w:val="16"/>
+              </w:rPr>
+              <w:t>Moyenne</w:t>
+            </w:r>
+          </w:p>
+        </w:tc>
+        <w:tc>
+          <w:tcPr>
+            <w:tcW w:type="dxa" w:w="1247"/>
+          </w:tcPr>
+          <w:p>
+            <w:r>
+              <w:rPr>
+                <w:b/>
+                <w:i w:val="0"/>
+                <w:sz w:val="16"/>
+              </w:rPr>
+              <w:t>S01</w:t>
+              <w:br/>
+            </w:r>
+            <w:r>
+              <w:rPr>
+                <w:b w:val="0"/>
+                <w:i w:val="0"/>
+                <w:color w:val="64748B"/>
+                <w:sz w:val="14"/>
+              </w:rPr>
+              <w:t>Démographie</w:t>
+            </w:r>
+          </w:p>
+        </w:tc>
+        <w:tc>
+          <w:tcPr>
+            <w:tcW w:type="dxa" w:w="1531"/>
+          </w:tcPr>
+          <w:p>
+            <w:r>
+              <w:rPr>
+                <w:b/>
+                <w:i w:val="0"/>
+                <w:color w:val="16A34A"/>
+                <w:sz w:val="16"/>
+              </w:rPr>
+              <w:t>s01q33</w:t>
+            </w:r>
+          </w:p>
+        </w:tc>
+        <w:tc>
+          <w:tcPr>
+            <w:tcW w:type="dxa" w:w="1191"/>
+          </w:tcPr>
+          <w:p>
+            <w:r>
+              <w:rPr>
+                <w:b w:val="0"/>
+                <w:i w:val="0"/>
+                <w:color w:val="64748B"/>
+                <w:sz w:val="16"/>
+              </w:rPr>
+              <w:t>Natif SuSo</w:t>
+            </w:r>
+          </w:p>
+        </w:tc>
+        <w:tc>
+          <w:tcPr>
+            <w:tcW w:type="dxa" w:w="4706"/>
+          </w:tcPr>
+          <w:p>
+            <w:r>
+              <w:rPr>
+                <w:b w:val="0"/>
+                <w:i w:val="0"/>
+                <w:sz w:val="17"/>
+              </w:rPr>
+              <w:t>Attention! %rostertitle% est personne non apparentée au CM/Conjoint ou domestique mais la personne sélectionnée n'a pas été déclarée en 1.02 comme étant personne non apparentée au CM/Conjoint ou domestique. Veuillez corriger.</w:t>
+            </w:r>
+          </w:p>
+        </w:tc>
+      </w:tr>
+      <w:tr>
+        <w:tc>
+          <w:tcPr>
+            <w:tcW w:type="dxa" w:w="964"/>
+          </w:tcPr>
+          <w:p>
+            <w:r>
+              <w:rPr>
+                <w:b/>
+                <w:i w:val="0"/>
+                <w:color w:val="EA580C"/>
+                <w:sz w:val="16"/>
+              </w:rPr>
+              <w:t>Moyenne</w:t>
             </w:r>
           </w:p>
         </w:tc>
@@ -994,7 +1894,7 @@
                 <w:color w:val="16A34A"/>
                 <w:sz w:val="16"/>
               </w:rPr>
-              <w:t>s01q32, s01q36, s01q38, s04q37_modif, s02q33, s02q34, s01q00b</w:t>
+              <w:t>—</w:t>
             </w:r>
           </w:p>
         </w:tc>
@@ -1025,7 +1925,7 @@
                 <w:i w:val="0"/>
                 <w:sz w:val="17"/>
               </w:rPr>
-              <w:t>Peu probable!!! Vu l'âge (25 ans) de MAGUETTE FALL ou l'année à laquelle MAGUETTE FALL a fréquenté l'école pour la dernière fois (2015) le dernier diplome de MAGUETTE FALL ne peut être le Certificat d'études primaires (CEP), prière de corriger cette incohérence ou confirmer avec le QG.</w:t>
+              <w:t>Prière de vous adresser à DJEUMBE FALL pour avoir l'année exacte.</w:t>
             </w:r>
           </w:p>
         </w:tc>
@@ -1058,7 +1958,7 @@
                 <w:i w:val="0"/>
                 <w:sz w:val="16"/>
               </w:rPr>
-              <w:t>S00</w:t>
+              <w:t>S02</w:t>
               <w:br/>
             </w:r>
             <w:r>
@@ -1068,7 +1968,7 @@
                 <w:color w:val="64748B"/>
                 <w:sz w:val="14"/>
               </w:rPr>
-              <w:t>Identification</w:t>
+              <w:t>Éducation</w:t>
             </w:r>
           </w:p>
         </w:tc>
@@ -1084,7 +1984,7 @@
                 <w:color w:val="16A34A"/>
                 <w:sz w:val="16"/>
               </w:rPr>
-              <w:t>—</w:t>
+              <w:t>s01q63, s00q04, s02q25, s01q00b, s02q17_2, s02q15_2</w:t>
             </w:r>
           </w:p>
         </w:tc>
@@ -1115,7 +2015,7 @@
                 <w:i w:val="0"/>
                 <w:sz w:val="17"/>
               </w:rPr>
-              <w:t>L'adresse ou la localisation du ménage doit être bien renseignée, ne doit pas contenir des numéros de téléphone et elle semble courte pour être une adresse.</w:t>
+              <w:t>Dans les milieux urbains c'est peu probable de voir une école dont les élèves ou étudiants ne dépensent pas en frais d'uniformes, prière de verifier pour AMY FALL qui fréquente 3ème année de Primaire et corriger ou confirmer avec le QG.</w:t>
             </w:r>
           </w:p>
         </w:tc>
@@ -1148,7 +2048,7 @@
                 <w:i w:val="0"/>
                 <w:sz w:val="16"/>
               </w:rPr>
-              <w:t>S00</w:t>
+              <w:t>S02</w:t>
               <w:br/>
             </w:r>
             <w:r>
@@ -1158,7 +2058,7 @@
                 <w:color w:val="64748B"/>
                 <w:sz w:val="14"/>
               </w:rPr>
-              <w:t>Identification</w:t>
+              <w:t>Éducation</w:t>
             </w:r>
           </w:p>
         </w:tc>
@@ -1174,7 +2074,7 @@
                 <w:color w:val="16A34A"/>
                 <w:sz w:val="16"/>
               </w:rPr>
-              <w:t>—</w:t>
+              <w:t>s01q63, s00q04, s02q25, s01q00b, s02q17_2, s02q15_2</w:t>
             </w:r>
           </w:p>
         </w:tc>
@@ -1205,1717 +2105,7 @@
                 <w:i w:val="0"/>
                 <w:sz w:val="17"/>
               </w:rPr>
-              <w:t>Prière de renseigner la bonne adresse.</w:t>
-            </w:r>
-          </w:p>
-        </w:tc>
-      </w:tr>
-      <w:tr>
-        <w:tc>
-          <w:tcPr>
-            <w:tcW w:type="dxa" w:w="964"/>
-          </w:tcPr>
-          <w:p>
-            <w:r>
-              <w:rPr>
-                <w:b/>
-                <w:i w:val="0"/>
-                <w:color w:val="EA580C"/>
-                <w:sz w:val="16"/>
-              </w:rPr>
-              <w:t>Moyenne</w:t>
-            </w:r>
-          </w:p>
-        </w:tc>
-        <w:tc>
-          <w:tcPr>
-            <w:tcW w:type="dxa" w:w="1247"/>
-          </w:tcPr>
-          <w:p>
-            <w:r>
-              <w:rPr>
-                <w:b/>
-                <w:i w:val="0"/>
-                <w:sz w:val="16"/>
-              </w:rPr>
-              <w:t>S01</w:t>
-              <w:br/>
-            </w:r>
-            <w:r>
-              <w:rPr>
-                <w:b w:val="0"/>
-                <w:i w:val="0"/>
-                <w:color w:val="64748B"/>
-                <w:sz w:val="14"/>
-              </w:rPr>
-              <w:t>Démographie</w:t>
-            </w:r>
-          </w:p>
-        </w:tc>
-        <w:tc>
-          <w:tcPr>
-            <w:tcW w:type="dxa" w:w="1531"/>
-          </w:tcPr>
-          <w:p>
-            <w:r>
-              <w:rPr>
-                <w:b/>
-                <w:i w:val="0"/>
-                <w:color w:val="16A34A"/>
-                <w:sz w:val="16"/>
-              </w:rPr>
-              <w:t>—</w:t>
-            </w:r>
-          </w:p>
-        </w:tc>
-        <w:tc>
-          <w:tcPr>
-            <w:tcW w:type="dxa" w:w="1191"/>
-          </w:tcPr>
-          <w:p>
-            <w:r>
-              <w:rPr>
-                <w:b w:val="0"/>
-                <w:i w:val="0"/>
-                <w:color w:val="64748B"/>
-                <w:sz w:val="16"/>
-              </w:rPr>
-              <w:t>GT-CQ</w:t>
-            </w:r>
-          </w:p>
-        </w:tc>
-        <w:tc>
-          <w:tcPr>
-            <w:tcW w:type="dxa" w:w="4706"/>
-          </w:tcPr>
-          <w:p>
-            <w:r>
-              <w:rPr>
-                <w:b w:val="0"/>
-                <w:i w:val="0"/>
-                <w:sz w:val="17"/>
-              </w:rPr>
-              <w:t>Attention ! Le montant (10000 Fcfa) dépensé ou reçu en cadeau pour les cartes prépayées, les transferts de crédit et les abonnements de  SADA FALL est relativement élevé par rapport aux autres montants depansés observés dans cette zone.</w:t>
-            </w:r>
-          </w:p>
-        </w:tc>
-      </w:tr>
-      <w:tr>
-        <w:tc>
-          <w:tcPr>
-            <w:tcW w:type="dxa" w:w="964"/>
-          </w:tcPr>
-          <w:p>
-            <w:r>
-              <w:rPr>
-                <w:b/>
-                <w:i w:val="0"/>
-                <w:color w:val="EA580C"/>
-                <w:sz w:val="16"/>
-              </w:rPr>
-              <w:t>Moyenne</w:t>
-            </w:r>
-          </w:p>
-        </w:tc>
-        <w:tc>
-          <w:tcPr>
-            <w:tcW w:type="dxa" w:w="1247"/>
-          </w:tcPr>
-          <w:p>
-            <w:r>
-              <w:rPr>
-                <w:b/>
-                <w:i w:val="0"/>
-                <w:sz w:val="16"/>
-              </w:rPr>
-              <w:t>S01</w:t>
-              <w:br/>
-            </w:r>
-            <w:r>
-              <w:rPr>
-                <w:b w:val="0"/>
-                <w:i w:val="0"/>
-                <w:color w:val="64748B"/>
-                <w:sz w:val="14"/>
-              </w:rPr>
-              <w:t>Démographie</w:t>
-            </w:r>
-          </w:p>
-        </w:tc>
-        <w:tc>
-          <w:tcPr>
-            <w:tcW w:type="dxa" w:w="1531"/>
-          </w:tcPr>
-          <w:p>
-            <w:r>
-              <w:rPr>
-                <w:b/>
-                <w:i w:val="0"/>
-                <w:color w:val="16A34A"/>
-                <w:sz w:val="16"/>
-              </w:rPr>
-              <w:t>—</w:t>
-            </w:r>
-          </w:p>
-        </w:tc>
-        <w:tc>
-          <w:tcPr>
-            <w:tcW w:type="dxa" w:w="1191"/>
-          </w:tcPr>
-          <w:p>
-            <w:r>
-              <w:rPr>
-                <w:b w:val="0"/>
-                <w:i w:val="0"/>
-                <w:color w:val="64748B"/>
-                <w:sz w:val="16"/>
-              </w:rPr>
-              <w:t>GT-CQ</w:t>
-            </w:r>
-          </w:p>
-        </w:tc>
-        <w:tc>
-          <w:tcPr>
-            <w:tcW w:type="dxa" w:w="4706"/>
-          </w:tcPr>
-          <w:p>
-            <w:r>
-              <w:rPr>
-                <w:b w:val="0"/>
-                <w:i w:val="0"/>
-                <w:sz w:val="17"/>
-              </w:rPr>
-              <w:t>Prière de corriger ou de confirmer avec le QG.</w:t>
-            </w:r>
-          </w:p>
-        </w:tc>
-      </w:tr>
-      <w:tr>
-        <w:tc>
-          <w:tcPr>
-            <w:tcW w:type="dxa" w:w="964"/>
-          </w:tcPr>
-          <w:p>
-            <w:r>
-              <w:rPr>
-                <w:b/>
-                <w:i w:val="0"/>
-                <w:color w:val="EA580C"/>
-                <w:sz w:val="16"/>
-              </w:rPr>
-              <w:t>Moyenne</w:t>
-            </w:r>
-          </w:p>
-        </w:tc>
-        <w:tc>
-          <w:tcPr>
-            <w:tcW w:type="dxa" w:w="1247"/>
-          </w:tcPr>
-          <w:p>
-            <w:r>
-              <w:rPr>
-                <w:b/>
-                <w:i w:val="0"/>
-                <w:sz w:val="16"/>
-              </w:rPr>
-              <w:t>S01</w:t>
-              <w:br/>
-            </w:r>
-            <w:r>
-              <w:rPr>
-                <w:b w:val="0"/>
-                <w:i w:val="0"/>
-                <w:color w:val="64748B"/>
-                <w:sz w:val="14"/>
-              </w:rPr>
-              <w:t>Démographie</w:t>
-            </w:r>
-          </w:p>
-        </w:tc>
-        <w:tc>
-          <w:tcPr>
-            <w:tcW w:type="dxa" w:w="1531"/>
-          </w:tcPr>
-          <w:p>
-            <w:r>
-              <w:rPr>
-                <w:b/>
-                <w:i w:val="0"/>
-                <w:color w:val="16A34A"/>
-                <w:sz w:val="16"/>
-              </w:rPr>
-              <w:t>s01q41a, s01q00b</w:t>
-            </w:r>
-          </w:p>
-        </w:tc>
-        <w:tc>
-          <w:tcPr>
-            <w:tcW w:type="dxa" w:w="1191"/>
-          </w:tcPr>
-          <w:p>
-            <w:r>
-              <w:rPr>
-                <w:b w:val="0"/>
-                <w:i w:val="0"/>
-                <w:color w:val="64748B"/>
-                <w:sz w:val="16"/>
-              </w:rPr>
-              <w:t>GT-CQ</w:t>
-            </w:r>
-          </w:p>
-        </w:tc>
-        <w:tc>
-          <w:tcPr>
-            <w:tcW w:type="dxa" w:w="4706"/>
-          </w:tcPr>
-          <w:p>
-            <w:r>
-              <w:rPr>
-                <w:b w:val="0"/>
-                <w:i w:val="0"/>
-                <w:sz w:val="17"/>
-              </w:rPr>
-              <w:t>Attention ! Le montant (10000 Fcfa) dépensé ou reçu en cadeau pour les recharges internet ou de forfaits de données mobiles(hors appels vocaux), aucours des 30 derniers jours de  SADA FALL est relativement élevé par rapport aux autres montants depansés observés dans cette zone.</w:t>
-            </w:r>
-          </w:p>
-        </w:tc>
-      </w:tr>
-      <w:tr>
-        <w:tc>
-          <w:tcPr>
-            <w:tcW w:type="dxa" w:w="964"/>
-          </w:tcPr>
-          <w:p>
-            <w:r>
-              <w:rPr>
-                <w:b/>
-                <w:i w:val="0"/>
-                <w:color w:val="EA580C"/>
-                <w:sz w:val="16"/>
-              </w:rPr>
-              <w:t>Moyenne</w:t>
-            </w:r>
-          </w:p>
-        </w:tc>
-        <w:tc>
-          <w:tcPr>
-            <w:tcW w:type="dxa" w:w="1247"/>
-          </w:tcPr>
-          <w:p>
-            <w:r>
-              <w:rPr>
-                <w:b/>
-                <w:i w:val="0"/>
-                <w:sz w:val="16"/>
-              </w:rPr>
-              <w:t>S01</w:t>
-              <w:br/>
-            </w:r>
-            <w:r>
-              <w:rPr>
-                <w:b w:val="0"/>
-                <w:i w:val="0"/>
-                <w:color w:val="64748B"/>
-                <w:sz w:val="14"/>
-              </w:rPr>
-              <w:t>Démographie</w:t>
-            </w:r>
-          </w:p>
-        </w:tc>
-        <w:tc>
-          <w:tcPr>
-            <w:tcW w:type="dxa" w:w="1531"/>
-          </w:tcPr>
-          <w:p>
-            <w:r>
-              <w:rPr>
-                <w:b/>
-                <w:i w:val="0"/>
-                <w:color w:val="16A34A"/>
-                <w:sz w:val="16"/>
-              </w:rPr>
-              <w:t>s00q27, s01q03a, s01q03b, s01q03c, s01q00b</w:t>
-            </w:r>
-          </w:p>
-        </w:tc>
-        <w:tc>
-          <w:tcPr>
-            <w:tcW w:type="dxa" w:w="1191"/>
-          </w:tcPr>
-          <w:p>
-            <w:r>
-              <w:rPr>
-                <w:b w:val="0"/>
-                <w:i w:val="0"/>
-                <w:color w:val="64748B"/>
-                <w:sz w:val="16"/>
-              </w:rPr>
-              <w:t>GT-CQ</w:t>
-            </w:r>
-          </w:p>
-        </w:tc>
-        <w:tc>
-          <w:tcPr>
-            <w:tcW w:type="dxa" w:w="4706"/>
-          </w:tcPr>
-          <w:p>
-            <w:r>
-              <w:rPr>
-                <w:b w:val="0"/>
-                <w:i w:val="0"/>
-                <w:sz w:val="17"/>
-              </w:rPr>
-              <w:t>Les informations sur l'acte de naissance (ni Jours, ni mois et ni années) de  AMINATA  FALL  manquent, s'il vous plait pouvez-vous fournir d'effort pour avoir ces informations.</w:t>
-            </w:r>
-          </w:p>
-        </w:tc>
-      </w:tr>
-      <w:tr>
-        <w:tc>
-          <w:tcPr>
-            <w:tcW w:type="dxa" w:w="964"/>
-          </w:tcPr>
-          <w:p>
-            <w:r>
-              <w:rPr>
-                <w:b/>
-                <w:i w:val="0"/>
-                <w:color w:val="EA580C"/>
-                <w:sz w:val="16"/>
-              </w:rPr>
-              <w:t>Moyenne</w:t>
-            </w:r>
-          </w:p>
-        </w:tc>
-        <w:tc>
-          <w:tcPr>
-            <w:tcW w:type="dxa" w:w="1247"/>
-          </w:tcPr>
-          <w:p>
-            <w:r>
-              <w:rPr>
-                <w:b/>
-                <w:i w:val="0"/>
-                <w:sz w:val="16"/>
-              </w:rPr>
-              <w:t>S01</w:t>
-              <w:br/>
-            </w:r>
-            <w:r>
-              <w:rPr>
-                <w:b w:val="0"/>
-                <w:i w:val="0"/>
-                <w:color w:val="64748B"/>
-                <w:sz w:val="14"/>
-              </w:rPr>
-              <w:t>Démographie</w:t>
-            </w:r>
-          </w:p>
-        </w:tc>
-        <w:tc>
-          <w:tcPr>
-            <w:tcW w:type="dxa" w:w="1531"/>
-          </w:tcPr>
-          <w:p>
-            <w:r>
-              <w:rPr>
-                <w:b/>
-                <w:i w:val="0"/>
-                <w:color w:val="16A34A"/>
-                <w:sz w:val="16"/>
-              </w:rPr>
-              <w:t>s01q23, s01q00b, s01q23_autre</w:t>
-            </w:r>
-          </w:p>
-        </w:tc>
-        <w:tc>
-          <w:tcPr>
-            <w:tcW w:type="dxa" w:w="1191"/>
-          </w:tcPr>
-          <w:p>
-            <w:r>
-              <w:rPr>
-                <w:b w:val="0"/>
-                <w:i w:val="0"/>
-                <w:color w:val="64748B"/>
-                <w:sz w:val="16"/>
-              </w:rPr>
-              <w:t>GT-CQ</w:t>
-            </w:r>
-          </w:p>
-        </w:tc>
-        <w:tc>
-          <w:tcPr>
-            <w:tcW w:type="dxa" w:w="4706"/>
-          </w:tcPr>
-          <w:p>
-            <w:r>
-              <w:rPr>
-                <w:b w:val="0"/>
-                <w:i w:val="0"/>
-                <w:sz w:val="17"/>
-              </w:rPr>
-              <w:t>La raison principale pour laquelle que AMINATA  FALL est venu vivre dans cette localité est SANTÉ et semble exister dans les modalités, prière de prendre attache avec le QG pour plus d'explication afin de la classer bien.</w:t>
-            </w:r>
-          </w:p>
-        </w:tc>
-      </w:tr>
-      <w:tr>
-        <w:tc>
-          <w:tcPr>
-            <w:tcW w:type="dxa" w:w="964"/>
-          </w:tcPr>
-          <w:p>
-            <w:r>
-              <w:rPr>
-                <w:b/>
-                <w:i w:val="0"/>
-                <w:color w:val="EA580C"/>
-                <w:sz w:val="16"/>
-              </w:rPr>
-              <w:t>Moyenne</w:t>
-            </w:r>
-          </w:p>
-        </w:tc>
-        <w:tc>
-          <w:tcPr>
-            <w:tcW w:type="dxa" w:w="1247"/>
-          </w:tcPr>
-          <w:p>
-            <w:r>
-              <w:rPr>
-                <w:b/>
-                <w:i w:val="0"/>
-                <w:sz w:val="16"/>
-              </w:rPr>
-              <w:t>S01</w:t>
-              <w:br/>
-            </w:r>
-            <w:r>
-              <w:rPr>
-                <w:b w:val="0"/>
-                <w:i w:val="0"/>
-                <w:color w:val="64748B"/>
-                <w:sz w:val="14"/>
-              </w:rPr>
-              <w:t>Démographie</w:t>
-            </w:r>
-          </w:p>
-        </w:tc>
-        <w:tc>
-          <w:tcPr>
-            <w:tcW w:type="dxa" w:w="1531"/>
-          </w:tcPr>
-          <w:p>
-            <w:r>
-              <w:rPr>
-                <w:b/>
-                <w:i w:val="0"/>
-                <w:color w:val="16A34A"/>
-                <w:sz w:val="16"/>
-              </w:rPr>
-              <w:t>s00q27, s01q03a, s01q03b, s01q03c, s01q00b</w:t>
-            </w:r>
-          </w:p>
-        </w:tc>
-        <w:tc>
-          <w:tcPr>
-            <w:tcW w:type="dxa" w:w="1191"/>
-          </w:tcPr>
-          <w:p>
-            <w:r>
-              <w:rPr>
-                <w:b w:val="0"/>
-                <w:i w:val="0"/>
-                <w:color w:val="64748B"/>
-                <w:sz w:val="16"/>
-              </w:rPr>
-              <w:t>GT-CQ</w:t>
-            </w:r>
-          </w:p>
-        </w:tc>
-        <w:tc>
-          <w:tcPr>
-            <w:tcW w:type="dxa" w:w="4706"/>
-          </w:tcPr>
-          <w:p>
-            <w:r>
-              <w:rPr>
-                <w:b w:val="0"/>
-                <w:i w:val="0"/>
-                <w:sz w:val="17"/>
-              </w:rPr>
-              <w:t>Les informations sur l'acte de naissance (ni Jours, ni mois et ni années) de  AMY FALL  manquent, s'il vous plait pouvez-vous fournir d'effort pour avoir ces informations.</w:t>
-            </w:r>
-          </w:p>
-        </w:tc>
-      </w:tr>
-      <w:tr>
-        <w:tc>
-          <w:tcPr>
-            <w:tcW w:type="dxa" w:w="964"/>
-          </w:tcPr>
-          <w:p>
-            <w:r>
-              <w:rPr>
-                <w:b/>
-                <w:i w:val="0"/>
-                <w:color w:val="EA580C"/>
-                <w:sz w:val="16"/>
-              </w:rPr>
-              <w:t>Moyenne</w:t>
-            </w:r>
-          </w:p>
-        </w:tc>
-        <w:tc>
-          <w:tcPr>
-            <w:tcW w:type="dxa" w:w="1247"/>
-          </w:tcPr>
-          <w:p>
-            <w:r>
-              <w:rPr>
-                <w:b/>
-                <w:i w:val="0"/>
-                <w:sz w:val="16"/>
-              </w:rPr>
-              <w:t>S01</w:t>
-              <w:br/>
-            </w:r>
-            <w:r>
-              <w:rPr>
-                <w:b w:val="0"/>
-                <w:i w:val="0"/>
-                <w:color w:val="64748B"/>
-                <w:sz w:val="14"/>
-              </w:rPr>
-              <w:t>Démographie</w:t>
-            </w:r>
-          </w:p>
-        </w:tc>
-        <w:tc>
-          <w:tcPr>
-            <w:tcW w:type="dxa" w:w="1531"/>
-          </w:tcPr>
-          <w:p>
-            <w:r>
-              <w:rPr>
-                <w:b/>
-                <w:i w:val="0"/>
-                <w:color w:val="16A34A"/>
-                <w:sz w:val="16"/>
-              </w:rPr>
-              <w:t>s00q27, s01q03a, s01q03b, s01q03c, s01q00b</w:t>
-            </w:r>
-          </w:p>
-        </w:tc>
-        <w:tc>
-          <w:tcPr>
-            <w:tcW w:type="dxa" w:w="1191"/>
-          </w:tcPr>
-          <w:p>
-            <w:r>
-              <w:rPr>
-                <w:b w:val="0"/>
-                <w:i w:val="0"/>
-                <w:color w:val="64748B"/>
-                <w:sz w:val="16"/>
-              </w:rPr>
-              <w:t>GT-CQ</w:t>
-            </w:r>
-          </w:p>
-        </w:tc>
-        <w:tc>
-          <w:tcPr>
-            <w:tcW w:type="dxa" w:w="4706"/>
-          </w:tcPr>
-          <w:p>
-            <w:r>
-              <w:rPr>
-                <w:b w:val="0"/>
-                <w:i w:val="0"/>
-                <w:sz w:val="17"/>
-              </w:rPr>
-              <w:t>Les informations sur l'acte de naissance (ni Jours, ni mois et ni années) de  MAGUETTE FALL  manquent, s'il vous plait pouvez-vous fournir d'effort pour avoir ces informations.</w:t>
-            </w:r>
-          </w:p>
-        </w:tc>
-      </w:tr>
-      <w:tr>
-        <w:tc>
-          <w:tcPr>
-            <w:tcW w:type="dxa" w:w="964"/>
-          </w:tcPr>
-          <w:p>
-            <w:r>
-              <w:rPr>
-                <w:b/>
-                <w:i w:val="0"/>
-                <w:color w:val="EA580C"/>
-                <w:sz w:val="16"/>
-              </w:rPr>
-              <w:t>Moyenne</w:t>
-            </w:r>
-          </w:p>
-        </w:tc>
-        <w:tc>
-          <w:tcPr>
-            <w:tcW w:type="dxa" w:w="1247"/>
-          </w:tcPr>
-          <w:p>
-            <w:r>
-              <w:rPr>
-                <w:b/>
-                <w:i w:val="0"/>
-                <w:sz w:val="16"/>
-              </w:rPr>
-              <w:t>S01</w:t>
-              <w:br/>
-            </w:r>
-            <w:r>
-              <w:rPr>
-                <w:b w:val="0"/>
-                <w:i w:val="0"/>
-                <w:color w:val="64748B"/>
-                <w:sz w:val="14"/>
-              </w:rPr>
-              <w:t>Démographie</w:t>
-            </w:r>
-          </w:p>
-        </w:tc>
-        <w:tc>
-          <w:tcPr>
-            <w:tcW w:type="dxa" w:w="1531"/>
-          </w:tcPr>
-          <w:p>
-            <w:r>
-              <w:rPr>
-                <w:b/>
-                <w:i w:val="0"/>
-                <w:color w:val="16A34A"/>
-                <w:sz w:val="16"/>
-              </w:rPr>
-              <w:t>—</w:t>
-            </w:r>
-          </w:p>
-        </w:tc>
-        <w:tc>
-          <w:tcPr>
-            <w:tcW w:type="dxa" w:w="1191"/>
-          </w:tcPr>
-          <w:p>
-            <w:r>
-              <w:rPr>
-                <w:b w:val="0"/>
-                <w:i w:val="0"/>
-                <w:color w:val="64748B"/>
-                <w:sz w:val="16"/>
-              </w:rPr>
-              <w:t>GT-CQ</w:t>
-            </w:r>
-          </w:p>
-        </w:tc>
-        <w:tc>
-          <w:tcPr>
-            <w:tcW w:type="dxa" w:w="4706"/>
-          </w:tcPr>
-          <w:p>
-            <w:r>
-              <w:rPr>
-                <w:b w:val="0"/>
-                <w:i w:val="0"/>
-                <w:sz w:val="17"/>
-              </w:rPr>
-              <w:t>Attention ! Le montant (8000 Fcfa) dépensé ou reçu en cadeau pour les cartes prépayées, les transferts de crédit et les abonnements de  MAGUETTE FALL est relativement élevé par rapport aux autres montants depansés observés dans cette zone.</w:t>
-            </w:r>
-          </w:p>
-        </w:tc>
-      </w:tr>
-      <w:tr>
-        <w:tc>
-          <w:tcPr>
-            <w:tcW w:type="dxa" w:w="964"/>
-          </w:tcPr>
-          <w:p>
-            <w:r>
-              <w:rPr>
-                <w:b/>
-                <w:i w:val="0"/>
-                <w:color w:val="EA580C"/>
-                <w:sz w:val="16"/>
-              </w:rPr>
-              <w:t>Moyenne</w:t>
-            </w:r>
-          </w:p>
-        </w:tc>
-        <w:tc>
-          <w:tcPr>
-            <w:tcW w:type="dxa" w:w="1247"/>
-          </w:tcPr>
-          <w:p>
-            <w:r>
-              <w:rPr>
-                <w:b/>
-                <w:i w:val="0"/>
-                <w:sz w:val="16"/>
-              </w:rPr>
-              <w:t>S01</w:t>
-              <w:br/>
-            </w:r>
-            <w:r>
-              <w:rPr>
-                <w:b w:val="0"/>
-                <w:i w:val="0"/>
-                <w:color w:val="64748B"/>
-                <w:sz w:val="14"/>
-              </w:rPr>
-              <w:t>Démographie</w:t>
-            </w:r>
-          </w:p>
-        </w:tc>
-        <w:tc>
-          <w:tcPr>
-            <w:tcW w:type="dxa" w:w="1531"/>
-          </w:tcPr>
-          <w:p>
-            <w:r>
-              <w:rPr>
-                <w:b/>
-                <w:i w:val="0"/>
-                <w:color w:val="16A34A"/>
-                <w:sz w:val="16"/>
-              </w:rPr>
-              <w:t>s01q41a, s01q00b</w:t>
-            </w:r>
-          </w:p>
-        </w:tc>
-        <w:tc>
-          <w:tcPr>
-            <w:tcW w:type="dxa" w:w="1191"/>
-          </w:tcPr>
-          <w:p>
-            <w:r>
-              <w:rPr>
-                <w:b w:val="0"/>
-                <w:i w:val="0"/>
-                <w:color w:val="64748B"/>
-                <w:sz w:val="16"/>
-              </w:rPr>
-              <w:t>GT-CQ</w:t>
-            </w:r>
-          </w:p>
-        </w:tc>
-        <w:tc>
-          <w:tcPr>
-            <w:tcW w:type="dxa" w:w="4706"/>
-          </w:tcPr>
-          <w:p>
-            <w:r>
-              <w:rPr>
-                <w:b w:val="0"/>
-                <w:i w:val="0"/>
-                <w:sz w:val="17"/>
-              </w:rPr>
-              <w:t>Attention ! Le montant (8000 Fcfa) dépensé ou reçu en cadeau pour les recharges internet ou de forfaits de données mobiles(hors appels vocaux), aucours des 30 derniers jours de  MAGUETTE FALL est relativement élevé par rapport aux autres montants depansés observés dans cette zone.</w:t>
-            </w:r>
-          </w:p>
-        </w:tc>
-      </w:tr>
-      <w:tr>
-        <w:tc>
-          <w:tcPr>
-            <w:tcW w:type="dxa" w:w="964"/>
-          </w:tcPr>
-          <w:p>
-            <w:r>
-              <w:rPr>
-                <w:b/>
-                <w:i w:val="0"/>
-                <w:color w:val="EA580C"/>
-                <w:sz w:val="16"/>
-              </w:rPr>
-              <w:t>Moyenne</w:t>
-            </w:r>
-          </w:p>
-        </w:tc>
-        <w:tc>
-          <w:tcPr>
-            <w:tcW w:type="dxa" w:w="1247"/>
-          </w:tcPr>
-          <w:p>
-            <w:r>
-              <w:rPr>
-                <w:b/>
-                <w:i w:val="0"/>
-                <w:sz w:val="16"/>
-              </w:rPr>
-              <w:t>S01</w:t>
-              <w:br/>
-            </w:r>
-            <w:r>
-              <w:rPr>
-                <w:b w:val="0"/>
-                <w:i w:val="0"/>
-                <w:color w:val="64748B"/>
-                <w:sz w:val="14"/>
-              </w:rPr>
-              <w:t>Démographie</w:t>
-            </w:r>
-          </w:p>
-        </w:tc>
-        <w:tc>
-          <w:tcPr>
-            <w:tcW w:type="dxa" w:w="1531"/>
-          </w:tcPr>
-          <w:p>
-            <w:r>
-              <w:rPr>
-                <w:b/>
-                <w:i w:val="0"/>
-                <w:color w:val="16A34A"/>
-                <w:sz w:val="16"/>
-              </w:rPr>
-              <w:t>s00q27, s01q03a, s01q03b, s01q03c, s01q00b</w:t>
-            </w:r>
-          </w:p>
-        </w:tc>
-        <w:tc>
-          <w:tcPr>
-            <w:tcW w:type="dxa" w:w="1191"/>
-          </w:tcPr>
-          <w:p>
-            <w:r>
-              <w:rPr>
-                <w:b w:val="0"/>
-                <w:i w:val="0"/>
-                <w:color w:val="64748B"/>
-                <w:sz w:val="16"/>
-              </w:rPr>
-              <w:t>GT-CQ</w:t>
-            </w:r>
-          </w:p>
-        </w:tc>
-        <w:tc>
-          <w:tcPr>
-            <w:tcW w:type="dxa" w:w="4706"/>
-          </w:tcPr>
-          <w:p>
-            <w:r>
-              <w:rPr>
-                <w:b w:val="0"/>
-                <w:i w:val="0"/>
-                <w:sz w:val="17"/>
-              </w:rPr>
-              <w:t>Les informations sur l'acte de naissance (ni Jours, ni mois et ni années) de  NDEYE FATOU FALL  manquent, s'il vous plait pouvez-vous fournir d'effort pour avoir ces informations.</w:t>
-            </w:r>
-          </w:p>
-        </w:tc>
-      </w:tr>
-      <w:tr>
-        <w:tc>
-          <w:tcPr>
-            <w:tcW w:type="dxa" w:w="964"/>
-          </w:tcPr>
-          <w:p>
-            <w:r>
-              <w:rPr>
-                <w:b/>
-                <w:i w:val="0"/>
-                <w:color w:val="EA580C"/>
-                <w:sz w:val="16"/>
-              </w:rPr>
-              <w:t>Moyenne</w:t>
-            </w:r>
-          </w:p>
-        </w:tc>
-        <w:tc>
-          <w:tcPr>
-            <w:tcW w:type="dxa" w:w="1247"/>
-          </w:tcPr>
-          <w:p>
-            <w:r>
-              <w:rPr>
-                <w:b/>
-                <w:i w:val="0"/>
-                <w:sz w:val="16"/>
-              </w:rPr>
-              <w:t>S01</w:t>
-              <w:br/>
-            </w:r>
-            <w:r>
-              <w:rPr>
-                <w:b w:val="0"/>
-                <w:i w:val="0"/>
-                <w:color w:val="64748B"/>
-                <w:sz w:val="14"/>
-              </w:rPr>
-              <w:t>Démographie</w:t>
-            </w:r>
-          </w:p>
-        </w:tc>
-        <w:tc>
-          <w:tcPr>
-            <w:tcW w:type="dxa" w:w="1531"/>
-          </w:tcPr>
-          <w:p>
-            <w:r>
-              <w:rPr>
-                <w:b/>
-                <w:i w:val="0"/>
-                <w:color w:val="16A34A"/>
-                <w:sz w:val="16"/>
-              </w:rPr>
-              <w:t>s00q27, s01q03a, s01q03b, s01q03c, s01q00b</w:t>
-            </w:r>
-          </w:p>
-        </w:tc>
-        <w:tc>
-          <w:tcPr>
-            <w:tcW w:type="dxa" w:w="1191"/>
-          </w:tcPr>
-          <w:p>
-            <w:r>
-              <w:rPr>
-                <w:b w:val="0"/>
-                <w:i w:val="0"/>
-                <w:color w:val="64748B"/>
-                <w:sz w:val="16"/>
-              </w:rPr>
-              <w:t>GT-CQ</w:t>
-            </w:r>
-          </w:p>
-        </w:tc>
-        <w:tc>
-          <w:tcPr>
-            <w:tcW w:type="dxa" w:w="4706"/>
-          </w:tcPr>
-          <w:p>
-            <w:r>
-              <w:rPr>
-                <w:b w:val="0"/>
-                <w:i w:val="0"/>
-                <w:sz w:val="17"/>
-              </w:rPr>
-              <w:t>Les informations sur l'acte de naissance (ni Jours, ni mois et ni années) de  SOKHNA  FALL  manquent, s'il vous plait pouvez-vous fournir d'effort pour avoir ces informations.</w:t>
-            </w:r>
-          </w:p>
-        </w:tc>
-      </w:tr>
-      <w:tr>
-        <w:tc>
-          <w:tcPr>
-            <w:tcW w:type="dxa" w:w="964"/>
-          </w:tcPr>
-          <w:p>
-            <w:r>
-              <w:rPr>
-                <w:b/>
-                <w:i w:val="0"/>
-                <w:color w:val="EA580C"/>
-                <w:sz w:val="16"/>
-              </w:rPr>
-              <w:t>Moyenne</w:t>
-            </w:r>
-          </w:p>
-        </w:tc>
-        <w:tc>
-          <w:tcPr>
-            <w:tcW w:type="dxa" w:w="1247"/>
-          </w:tcPr>
-          <w:p>
-            <w:r>
-              <w:rPr>
-                <w:b/>
-                <w:i w:val="0"/>
-                <w:sz w:val="16"/>
-              </w:rPr>
-              <w:t>S01</w:t>
-              <w:br/>
-            </w:r>
-            <w:r>
-              <w:rPr>
-                <w:b w:val="0"/>
-                <w:i w:val="0"/>
-                <w:color w:val="64748B"/>
-                <w:sz w:val="14"/>
-              </w:rPr>
-              <w:t>Démographie</w:t>
-            </w:r>
-          </w:p>
-        </w:tc>
-        <w:tc>
-          <w:tcPr>
-            <w:tcW w:type="dxa" w:w="1531"/>
-          </w:tcPr>
-          <w:p>
-            <w:r>
-              <w:rPr>
-                <w:b/>
-                <w:i w:val="0"/>
-                <w:color w:val="16A34A"/>
-                <w:sz w:val="16"/>
-              </w:rPr>
-              <w:t>s01q10_1</w:t>
-            </w:r>
-          </w:p>
-        </w:tc>
-        <w:tc>
-          <w:tcPr>
-            <w:tcW w:type="dxa" w:w="1191"/>
-          </w:tcPr>
-          <w:p>
-            <w:r>
-              <w:rPr>
-                <w:b w:val="0"/>
-                <w:i w:val="0"/>
-                <w:color w:val="64748B"/>
-                <w:sz w:val="16"/>
-              </w:rPr>
-              <w:t>GT-CQ</w:t>
-            </w:r>
-          </w:p>
-        </w:tc>
-        <w:tc>
-          <w:tcPr>
-            <w:tcW w:type="dxa" w:w="4706"/>
-          </w:tcPr>
-          <w:p>
-            <w:r>
-              <w:rPr>
-                <w:b w:val="0"/>
-                <w:i w:val="0"/>
-                <w:sz w:val="17"/>
-              </w:rPr>
-              <w:t>La taille du ménage lors de l'enquête principale (8) de ce ménage est inférieur à la taille du denombrement (9), prière de fournir des explications concrètes ou aller revisiter le ménage.</w:t>
-            </w:r>
-          </w:p>
-        </w:tc>
-      </w:tr>
-      <w:tr>
-        <w:tc>
-          <w:tcPr>
-            <w:tcW w:type="dxa" w:w="964"/>
-          </w:tcPr>
-          <w:p>
-            <w:r>
-              <w:rPr>
-                <w:b/>
-                <w:i w:val="0"/>
-                <w:color w:val="EA580C"/>
-                <w:sz w:val="16"/>
-              </w:rPr>
-              <w:t>Moyenne</w:t>
-            </w:r>
-          </w:p>
-        </w:tc>
-        <w:tc>
-          <w:tcPr>
-            <w:tcW w:type="dxa" w:w="1247"/>
-          </w:tcPr>
-          <w:p>
-            <w:r>
-              <w:rPr>
-                <w:b/>
-                <w:i w:val="0"/>
-                <w:sz w:val="16"/>
-              </w:rPr>
-              <w:t>S01</w:t>
-              <w:br/>
-            </w:r>
-            <w:r>
-              <w:rPr>
-                <w:b w:val="0"/>
-                <w:i w:val="0"/>
-                <w:color w:val="64748B"/>
-                <w:sz w:val="14"/>
-              </w:rPr>
-              <w:t>Démographie</w:t>
-            </w:r>
-          </w:p>
-        </w:tc>
-        <w:tc>
-          <w:tcPr>
-            <w:tcW w:type="dxa" w:w="1531"/>
-          </w:tcPr>
-          <w:p>
-            <w:r>
-              <w:rPr>
-                <w:b/>
-                <w:i w:val="0"/>
-                <w:color w:val="16A34A"/>
-                <w:sz w:val="16"/>
-              </w:rPr>
-              <w:t>s01q33</w:t>
-            </w:r>
-          </w:p>
-        </w:tc>
-        <w:tc>
-          <w:tcPr>
-            <w:tcW w:type="dxa" w:w="1191"/>
-          </w:tcPr>
-          <w:p>
-            <w:r>
-              <w:rPr>
-                <w:b w:val="0"/>
-                <w:i w:val="0"/>
-                <w:color w:val="64748B"/>
-                <w:sz w:val="16"/>
-              </w:rPr>
-              <w:t>Natif SuSo</w:t>
-            </w:r>
-          </w:p>
-        </w:tc>
-        <w:tc>
-          <w:tcPr>
-            <w:tcW w:type="dxa" w:w="4706"/>
-          </w:tcPr>
-          <w:p>
-            <w:r>
-              <w:rPr>
-                <w:b w:val="0"/>
-                <w:i w:val="0"/>
-                <w:sz w:val="17"/>
-              </w:rPr>
-              <w:t>Attention! %rostertitle% est personne non apparentée au CM/Conjoint ou domestique mais la personne sélectionnée n'a pas été déclarée en 1.02 comme étant personne non apparentée au CM/Conjoint ou domestique. Veuillez corriger.</w:t>
-            </w:r>
-          </w:p>
-        </w:tc>
-      </w:tr>
-      <w:tr>
-        <w:tc>
-          <w:tcPr>
-            <w:tcW w:type="dxa" w:w="964"/>
-          </w:tcPr>
-          <w:p>
-            <w:r>
-              <w:rPr>
-                <w:b/>
-                <w:i w:val="0"/>
-                <w:color w:val="EA580C"/>
-                <w:sz w:val="16"/>
-              </w:rPr>
-              <w:t>Moyenne</w:t>
-            </w:r>
-          </w:p>
-        </w:tc>
-        <w:tc>
-          <w:tcPr>
-            <w:tcW w:type="dxa" w:w="1247"/>
-          </w:tcPr>
-          <w:p>
-            <w:r>
-              <w:rPr>
-                <w:b/>
-                <w:i w:val="0"/>
-                <w:sz w:val="16"/>
-              </w:rPr>
-              <w:t>S02</w:t>
-              <w:br/>
-            </w:r>
-            <w:r>
-              <w:rPr>
-                <w:b w:val="0"/>
-                <w:i w:val="0"/>
-                <w:color w:val="64748B"/>
-                <w:sz w:val="14"/>
-              </w:rPr>
-              <w:t>Éducation</w:t>
-            </w:r>
-          </w:p>
-        </w:tc>
-        <w:tc>
-          <w:tcPr>
-            <w:tcW w:type="dxa" w:w="1531"/>
-          </w:tcPr>
-          <w:p>
-            <w:r>
-              <w:rPr>
-                <w:b/>
-                <w:i w:val="0"/>
-                <w:color w:val="16A34A"/>
-                <w:sz w:val="16"/>
-              </w:rPr>
-              <w:t>—</w:t>
-            </w:r>
-          </w:p>
-        </w:tc>
-        <w:tc>
-          <w:tcPr>
-            <w:tcW w:type="dxa" w:w="1191"/>
-          </w:tcPr>
-          <w:p>
-            <w:r>
-              <w:rPr>
-                <w:b w:val="0"/>
-                <w:i w:val="0"/>
-                <w:color w:val="64748B"/>
-                <w:sz w:val="16"/>
-              </w:rPr>
-              <w:t>GT-CQ</w:t>
-            </w:r>
-          </w:p>
-        </w:tc>
-        <w:tc>
-          <w:tcPr>
-            <w:tcW w:type="dxa" w:w="4706"/>
-          </w:tcPr>
-          <w:p>
-            <w:r>
-              <w:rPr>
-                <w:b w:val="0"/>
-                <w:i w:val="0"/>
-                <w:sz w:val="17"/>
-              </w:rPr>
-              <w:t>veuillez, s'il vous plait, confirmer les frais de scolarité ( 12000 FCFA) payée de KHOUDIA FALL avec le QG ou apporter les corrections nécessaires.</w:t>
-            </w:r>
-          </w:p>
-        </w:tc>
-      </w:tr>
-      <w:tr>
-        <w:tc>
-          <w:tcPr>
-            <w:tcW w:type="dxa" w:w="964"/>
-          </w:tcPr>
-          <w:p>
-            <w:r>
-              <w:rPr>
-                <w:b/>
-                <w:i w:val="0"/>
-                <w:color w:val="EA580C"/>
-                <w:sz w:val="16"/>
-              </w:rPr>
-              <w:t>Moyenne</w:t>
-            </w:r>
-          </w:p>
-        </w:tc>
-        <w:tc>
-          <w:tcPr>
-            <w:tcW w:type="dxa" w:w="1247"/>
-          </w:tcPr>
-          <w:p>
-            <w:r>
-              <w:rPr>
-                <w:b/>
-                <w:i w:val="0"/>
-                <w:sz w:val="16"/>
-              </w:rPr>
-              <w:t>S02</w:t>
-              <w:br/>
-            </w:r>
-            <w:r>
-              <w:rPr>
-                <w:b w:val="0"/>
-                <w:i w:val="0"/>
-                <w:color w:val="64748B"/>
-                <w:sz w:val="14"/>
-              </w:rPr>
-              <w:t>Éducation</w:t>
-            </w:r>
-          </w:p>
-        </w:tc>
-        <w:tc>
-          <w:tcPr>
-            <w:tcW w:type="dxa" w:w="1531"/>
-          </w:tcPr>
-          <w:p>
-            <w:r>
-              <w:rPr>
-                <w:b/>
-                <w:i w:val="0"/>
-                <w:color w:val="16A34A"/>
-                <w:sz w:val="16"/>
-              </w:rPr>
-              <w:t>—</w:t>
-            </w:r>
-          </w:p>
-        </w:tc>
-        <w:tc>
-          <w:tcPr>
-            <w:tcW w:type="dxa" w:w="1191"/>
-          </w:tcPr>
-          <w:p>
-            <w:r>
-              <w:rPr>
-                <w:b w:val="0"/>
-                <w:i w:val="0"/>
-                <w:color w:val="64748B"/>
-                <w:sz w:val="16"/>
-              </w:rPr>
-              <w:t>GT-CQ</w:t>
-            </w:r>
-          </w:p>
-        </w:tc>
-        <w:tc>
-          <w:tcPr>
-            <w:tcW w:type="dxa" w:w="4706"/>
-          </w:tcPr>
-          <w:p>
-            <w:r>
-              <w:rPr>
-                <w:b w:val="0"/>
-                <w:i w:val="0"/>
-                <w:sz w:val="17"/>
-              </w:rPr>
-              <w:t>veuillez, s'il vous plait, confirmer les frais de scolarité ( 4000 FCFA) payée de AMY FALL avec le QG ou apporter les corrections nécessaires.</w:t>
-            </w:r>
-          </w:p>
-        </w:tc>
-      </w:tr>
-      <w:tr>
-        <w:tc>
-          <w:tcPr>
-            <w:tcW w:type="dxa" w:w="964"/>
-          </w:tcPr>
-          <w:p>
-            <w:r>
-              <w:rPr>
-                <w:b/>
-                <w:i w:val="0"/>
-                <w:color w:val="EA580C"/>
-                <w:sz w:val="16"/>
-              </w:rPr>
-              <w:t>Moyenne</w:t>
-            </w:r>
-          </w:p>
-        </w:tc>
-        <w:tc>
-          <w:tcPr>
-            <w:tcW w:type="dxa" w:w="1247"/>
-          </w:tcPr>
-          <w:p>
-            <w:r>
-              <w:rPr>
-                <w:b/>
-                <w:i w:val="0"/>
-                <w:sz w:val="16"/>
-              </w:rPr>
-              <w:t>S02</w:t>
-              <w:br/>
-            </w:r>
-            <w:r>
-              <w:rPr>
-                <w:b w:val="0"/>
-                <w:i w:val="0"/>
-                <w:color w:val="64748B"/>
-                <w:sz w:val="14"/>
-              </w:rPr>
-              <w:t>Éducation</w:t>
-            </w:r>
-          </w:p>
-        </w:tc>
-        <w:tc>
-          <w:tcPr>
-            <w:tcW w:type="dxa" w:w="1531"/>
-          </w:tcPr>
-          <w:p>
-            <w:r>
-              <w:rPr>
-                <w:b/>
-                <w:i w:val="0"/>
-                <w:color w:val="16A34A"/>
-                <w:sz w:val="16"/>
-              </w:rPr>
-              <w:t>s01q63, s00q04, s02q25, s01q00b, s02q17_2, s02q15_2</w:t>
-            </w:r>
-          </w:p>
-        </w:tc>
-        <w:tc>
-          <w:tcPr>
-            <w:tcW w:type="dxa" w:w="1191"/>
-          </w:tcPr>
-          <w:p>
-            <w:r>
-              <w:rPr>
-                <w:b w:val="0"/>
-                <w:i w:val="0"/>
-                <w:color w:val="64748B"/>
-                <w:sz w:val="16"/>
-              </w:rPr>
-              <w:t>GT-CQ</w:t>
-            </w:r>
-          </w:p>
-        </w:tc>
-        <w:tc>
-          <w:tcPr>
-            <w:tcW w:type="dxa" w:w="4706"/>
-          </w:tcPr>
-          <w:p>
-            <w:r>
-              <w:rPr>
-                <w:b w:val="0"/>
-                <w:i w:val="0"/>
-                <w:sz w:val="17"/>
-              </w:rPr>
-              <w:t>Dans les milieux urbains c'est peu probable de voir une école dont les élèves ou étudiants ne dépensent pas en frais d'uniformes, prière de verifier pour AMY FALL qui fréquente 3ème année de Primaire et corriger ou confirmer avec le QG.</w:t>
-            </w:r>
-          </w:p>
-        </w:tc>
-      </w:tr>
-      <w:tr>
-        <w:tc>
-          <w:tcPr>
-            <w:tcW w:type="dxa" w:w="964"/>
-          </w:tcPr>
-          <w:p>
-            <w:r>
-              <w:rPr>
-                <w:b/>
-                <w:i w:val="0"/>
-                <w:color w:val="EA580C"/>
-                <w:sz w:val="16"/>
-              </w:rPr>
-              <w:t>Moyenne</w:t>
-            </w:r>
-          </w:p>
-        </w:tc>
-        <w:tc>
-          <w:tcPr>
-            <w:tcW w:type="dxa" w:w="1247"/>
-          </w:tcPr>
-          <w:p>
-            <w:r>
-              <w:rPr>
-                <w:b/>
-                <w:i w:val="0"/>
-                <w:sz w:val="16"/>
-              </w:rPr>
-              <w:t>S02</w:t>
-              <w:br/>
-            </w:r>
-            <w:r>
-              <w:rPr>
-                <w:b w:val="0"/>
-                <w:i w:val="0"/>
-                <w:color w:val="64748B"/>
-                <w:sz w:val="14"/>
-              </w:rPr>
-              <w:t>Éducation</w:t>
-            </w:r>
-          </w:p>
-        </w:tc>
-        <w:tc>
-          <w:tcPr>
-            <w:tcW w:type="dxa" w:w="1531"/>
-          </w:tcPr>
-          <w:p>
-            <w:r>
-              <w:rPr>
-                <w:b/>
-                <w:i w:val="0"/>
-                <w:color w:val="16A34A"/>
-                <w:sz w:val="16"/>
-              </w:rPr>
-              <w:t>—</w:t>
-            </w:r>
-          </w:p>
-        </w:tc>
-        <w:tc>
-          <w:tcPr>
-            <w:tcW w:type="dxa" w:w="1191"/>
-          </w:tcPr>
-          <w:p>
-            <w:r>
-              <w:rPr>
-                <w:b w:val="0"/>
-                <w:i w:val="0"/>
-                <w:color w:val="64748B"/>
-                <w:sz w:val="16"/>
-              </w:rPr>
-              <w:t>GT-CQ</w:t>
-            </w:r>
-          </w:p>
-        </w:tc>
-        <w:tc>
-          <w:tcPr>
-            <w:tcW w:type="dxa" w:w="4706"/>
-          </w:tcPr>
-          <w:p>
-            <w:r>
-              <w:rPr>
-                <w:b w:val="0"/>
-                <w:i w:val="0"/>
-                <w:sz w:val="17"/>
-              </w:rPr>
-              <w:t>veuillez, s'il vous plait, confirmer les frais de scolarité ( 4000 FCFA) payée de NDEYE FATOU FALL avec le QG ou apporter les corrections nécessaires.</w:t>
-            </w:r>
-          </w:p>
-        </w:tc>
-      </w:tr>
-      <w:tr>
-        <w:tc>
-          <w:tcPr>
-            <w:tcW w:type="dxa" w:w="964"/>
-          </w:tcPr>
-          <w:p>
-            <w:r>
-              <w:rPr>
-                <w:b/>
-                <w:i w:val="0"/>
-                <w:color w:val="EA580C"/>
-                <w:sz w:val="16"/>
-              </w:rPr>
-              <w:t>Moyenne</w:t>
-            </w:r>
-          </w:p>
-        </w:tc>
-        <w:tc>
-          <w:tcPr>
-            <w:tcW w:type="dxa" w:w="1247"/>
-          </w:tcPr>
-          <w:p>
-            <w:r>
-              <w:rPr>
-                <w:b/>
-                <w:i w:val="0"/>
-                <w:sz w:val="16"/>
-              </w:rPr>
-              <w:t>S02</w:t>
-              <w:br/>
-            </w:r>
-            <w:r>
-              <w:rPr>
-                <w:b w:val="0"/>
-                <w:i w:val="0"/>
-                <w:color w:val="64748B"/>
-                <w:sz w:val="14"/>
-              </w:rPr>
-              <w:t>Éducation</w:t>
-            </w:r>
-          </w:p>
-        </w:tc>
-        <w:tc>
-          <w:tcPr>
-            <w:tcW w:type="dxa" w:w="1531"/>
-          </w:tcPr>
-          <w:p>
-            <w:r>
-              <w:rPr>
-                <w:b/>
-                <w:i w:val="0"/>
-                <w:color w:val="16A34A"/>
-                <w:sz w:val="16"/>
-              </w:rPr>
-              <w:t>s01q63, s00q04, s02q25, s01q00b, s02q17_2, s02q15_2</w:t>
-            </w:r>
-          </w:p>
-        </w:tc>
-        <w:tc>
-          <w:tcPr>
-            <w:tcW w:type="dxa" w:w="1191"/>
-          </w:tcPr>
-          <w:p>
-            <w:r>
-              <w:rPr>
-                <w:b w:val="0"/>
-                <w:i w:val="0"/>
-                <w:color w:val="64748B"/>
-                <w:sz w:val="16"/>
-              </w:rPr>
-              <w:t>GT-CQ</w:t>
-            </w:r>
-          </w:p>
-        </w:tc>
-        <w:tc>
-          <w:tcPr>
-            <w:tcW w:type="dxa" w:w="4706"/>
-          </w:tcPr>
-          <w:p>
-            <w:r>
-              <w:rPr>
-                <w:b w:val="0"/>
-                <w:i w:val="0"/>
-                <w:sz w:val="17"/>
-              </w:rPr>
               <w:t>Dans les milieux urbains c'est peu probable de voir une école dont les élèves ou étudiants ne dépensent pas en frais d'uniformes, prière de verifier pour NDEYE FATOU FALL qui fréquente 4ème année de Primaire et corriger ou confirmer avec le QG.</w:t>
-            </w:r>
-          </w:p>
-        </w:tc>
-      </w:tr>
-      <w:tr>
-        <w:tc>
-          <w:tcPr>
-            <w:tcW w:type="dxa" w:w="964"/>
-          </w:tcPr>
-          <w:p>
-            <w:r>
-              <w:rPr>
-                <w:b/>
-                <w:i w:val="0"/>
-                <w:color w:val="EA580C"/>
-                <w:sz w:val="16"/>
-              </w:rPr>
-              <w:t>Moyenne</w:t>
-            </w:r>
-          </w:p>
-        </w:tc>
-        <w:tc>
-          <w:tcPr>
-            <w:tcW w:type="dxa" w:w="1247"/>
-          </w:tcPr>
-          <w:p>
-            <w:r>
-              <w:rPr>
-                <w:b/>
-                <w:i w:val="0"/>
-                <w:sz w:val="16"/>
-              </w:rPr>
-              <w:t>S02</w:t>
-              <w:br/>
-            </w:r>
-            <w:r>
-              <w:rPr>
-                <w:b w:val="0"/>
-                <w:i w:val="0"/>
-                <w:color w:val="64748B"/>
-                <w:sz w:val="14"/>
-              </w:rPr>
-              <w:t>Éducation</w:t>
-            </w:r>
-          </w:p>
-        </w:tc>
-        <w:tc>
-          <w:tcPr>
-            <w:tcW w:type="dxa" w:w="1531"/>
-          </w:tcPr>
-          <w:p>
-            <w:r>
-              <w:rPr>
-                <w:b/>
-                <w:i w:val="0"/>
-                <w:color w:val="16A34A"/>
-                <w:sz w:val="16"/>
-              </w:rPr>
-              <w:t>—</w:t>
-            </w:r>
-          </w:p>
-        </w:tc>
-        <w:tc>
-          <w:tcPr>
-            <w:tcW w:type="dxa" w:w="1191"/>
-          </w:tcPr>
-          <w:p>
-            <w:r>
-              <w:rPr>
-                <w:b w:val="0"/>
-                <w:i w:val="0"/>
-                <w:color w:val="64748B"/>
-                <w:sz w:val="16"/>
-              </w:rPr>
-              <w:t>GT-CQ</w:t>
-            </w:r>
-          </w:p>
-        </w:tc>
-        <w:tc>
-          <w:tcPr>
-            <w:tcW w:type="dxa" w:w="4706"/>
-          </w:tcPr>
-          <w:p>
-            <w:r>
-              <w:rPr>
-                <w:b w:val="0"/>
-                <w:i w:val="0"/>
-                <w:sz w:val="17"/>
-              </w:rPr>
-              <w:t>Prière de vous adresser à DJEUMBE FALL pour avoir l'année exacte.</w:t>
             </w:r>
           </w:p>
         </w:tc>
